--- a/wzory/03-Uchwala-o-wyborze-notariusza-WZOR.docx
+++ b/wzory/03-Uchwala-o-wyborze-notariusza-WZOR.docx
@@ -77,7 +77,7 @@
           <w:sz w:val="26"/>
           <w:u w:val="none"/>
         </w:rPr>
-        <w:t xml:space="preserve">z siedzibą w </w:t>
+        <w:t xml:space="preserve">siedziba: </w:t>
       </w:r>
       <w:r>
         <w:rPr>
@@ -87,7 +87,7 @@
           <w:sz w:val="26"/>
           <w:u w:val="none"/>
         </w:rPr>
-        <w:t>{{spolka_siedziba_miejscownik}}</w:t>
+        <w:t>{{spolka_siedziba_mianownik}}</w:t>
       </w:r>
     </w:p>
     <w:p>
@@ -275,7 +275,7 @@
           <w:sz w:val="24"/>
           <w:u w:val="none"/>
         </w:rPr>
-        <w:t xml:space="preserve"> prosta spółka akcyjna z siedzibą w </w:t>
+        <w:t xml:space="preserve"> prosta spółka akcyjna, siedziba: </w:t>
       </w:r>
       <w:r>
         <w:rPr>
@@ -285,7 +285,7 @@
           <w:sz w:val="24"/>
           <w:u w:val="none"/>
         </w:rPr>
-        <w:t>{{spolka_siedziba_miejscownik}}</w:t>
+        <w:t>{{spolka_siedziba_mianownik}}</w:t>
       </w:r>
       <w:r>
         <w:rPr>
@@ -426,7 +426,7 @@
           <w:sz w:val="24"/>
           <w:u w:val="none"/>
         </w:rPr>
-        <w:t xml:space="preserve"> § 5 Kodeksu spółek handlowych, dokonują wyboru notariusza </w:t>
+        <w:t xml:space="preserve"> § 5 Kodeksu spółek handlowych, dokonują wyboru podmiotu prowadzącego rejestr akcjonariuszy Spółki w osobie: Kancelaria Notarialna, notariusz: </w:t>
       </w:r>
       <w:r>
         <w:rPr>
@@ -436,7 +436,7 @@
           <w:sz w:val="24"/>
           <w:u w:val="none"/>
         </w:rPr>
-        <w:t>{{notariusz_dopelniacz}}</w:t>
+        <w:t>{{notariusz_mianownik}}</w:t>
       </w:r>
       <w:r>
         <w:rPr>
@@ -446,27 +446,7 @@
           <w:sz w:val="24"/>
           <w:u w:val="none"/>
         </w:rPr>
-        <w:t xml:space="preserve">, prowadzącego Kancelarię Notarialną w </w:t>
-      </w:r>
-      <w:r>
-        <w:rPr>
-          <w:rFonts w:ascii="Times New Roman" w:hAnsi="Times New Roman"/>
-          <w:b w:val="0"/>
-          <w:i w:val="0"/>
-          <w:sz w:val="24"/>
-          <w:u w:val="none"/>
-        </w:rPr>
-        <w:t>{{kancelaria_miasto_miejscownik}}</w:t>
-      </w:r>
-      <w:r>
-        <w:rPr>
-          <w:rFonts w:ascii="Times New Roman" w:hAnsi="Times New Roman"/>
-          <w:b w:val="0"/>
-          <w:i w:val="0"/>
-          <w:sz w:val="24"/>
-          <w:u w:val="none"/>
-        </w:rPr>
-        <w:t xml:space="preserve"> przy ulicy </w:t>
+        <w:t xml:space="preserve">, adres: ulica </w:t>
       </w:r>
       <w:r>
         <w:rPr>
@@ -486,7 +466,47 @@
           <w:sz w:val="24"/>
           <w:u w:val="none"/>
         </w:rPr>
-        <w:t xml:space="preserve">, NIP </w:t>
+        <w:t xml:space="preserve">, </w:t>
+      </w:r>
+      <w:r>
+        <w:rPr>
+          <w:rFonts w:ascii="Times New Roman" w:hAnsi="Times New Roman"/>
+          <w:b w:val="0"/>
+          <w:i w:val="0"/>
+          <w:sz w:val="24"/>
+          <w:u w:val="none"/>
+        </w:rPr>
+        <w:t>{{kancelaria_kod}}</w:t>
+      </w:r>
+      <w:r>
+        <w:rPr>
+          <w:rFonts w:ascii="Times New Roman" w:hAnsi="Times New Roman"/>
+          <w:b w:val="0"/>
+          <w:i w:val="0"/>
+          <w:sz w:val="24"/>
+          <w:u w:val="none"/>
+        </w:rPr>
+        <w:t xml:space="preserve"> </w:t>
+      </w:r>
+      <w:r>
+        <w:rPr>
+          <w:rFonts w:ascii="Times New Roman" w:hAnsi="Times New Roman"/>
+          <w:b w:val="0"/>
+          <w:i w:val="0"/>
+          <w:sz w:val="24"/>
+          <w:u w:val="none"/>
+        </w:rPr>
+        <w:t>{{kancelaria_miasto}}</w:t>
+      </w:r>
+      <w:r>
+        <w:rPr>
+          <w:rFonts w:ascii="Times New Roman" w:hAnsi="Times New Roman"/>
+          <w:b w:val="0"/>
+          <w:i w:val="0"/>
+          <w:sz w:val="24"/>
+          <w:u w:val="none"/>
+        </w:rPr>
+        <w:t xml:space="preserve">, NIP: </w:t>
       </w:r>
       <w:r>
         <w:rPr>
@@ -506,7 +526,7 @@
           <w:sz w:val="24"/>
           <w:u w:val="none"/>
         </w:rPr>
-        <w:t xml:space="preserve">, REGON </w:t>
+        <w:t xml:space="preserve">, REGON: </w:t>
       </w:r>
       <w:r>
         <w:rPr>
@@ -526,7 +546,7 @@
           <w:sz w:val="24"/>
           <w:u w:val="none"/>
         </w:rPr>
-        <w:t>, jako podmiotu prowadzącego rejestr akcjonariuszy Spółki oraz wyrażają zgodę na zawarcie z nim umowy o prowadzenie rejestru akcjonariuszy prostej spółki akcyjnej.</w:t>
+        <w:t>, oraz wyrażają zgodę na zawarcie umowy o prowadzenie rejestru akcjonariuszy prostej spółki akcyjnej.</w:t>
       </w:r>
     </w:p>
     <w:p>
